--- a/Compensation_Review_Request_Bailey_Harris.docx
+++ b/Compensation_Review_Request_Bailey_Harris.docx
@@ -1879,7 +1879,7 @@
           <w:b w:val="0"/>
           <w:i w:val="0"/>
         </w:rPr>
-        <w:t>I am requesting a base salary of $75,000, effective the next pay period, with the commission structure unchanged. I would also welcome a written annual compensation review with defined criteria, so that base pay is reviewed regularly alongside performance and scope.</w:t>
+        <w:t>I am requesting a base salary of $75,000, effective the next pay period, with the commission structure unchanged.</w:t>
       </w:r>
     </w:p>
     <w:p>
